--- a/事業計画/合意書_城戸様_BrasserieThierryMarx_20261028.docx
+++ b/事業計画/合意書_城戸様_BrasserieThierryMarx_20261028.docx
@@ -1659,46 +1659,9 @@
       </w:pPr>
       <w:r>
         <w:rPr>
-          <w:rFonts w:ascii="游明朝" w:eastAsia="游明朝" w:hAnsi="游明朝"/>
-        </w:rPr>
-        <w:lastRenderedPageBreak/>
-        <w:t>本</w:t>
-      </w:r>
-      <w:r>
-        <w:rPr>
-          <w:rFonts w:ascii="游明朝" w:eastAsia="游明朝" w:hAnsi="游明朝" w:hint="eastAsia"/>
-        </w:rPr>
-        <w:t>合意</w:t>
-      </w:r>
-      <w:r>
-        <w:rPr>
-          <w:rFonts w:ascii="游明朝" w:eastAsia="游明朝" w:hAnsi="游明朝"/>
-        </w:rPr>
-        <w:t>の成立を証するため本書</w:t>
-      </w:r>
-      <w:r>
-        <w:rPr>
-          <w:rFonts w:ascii="游明朝" w:eastAsia="游明朝" w:hAnsi="游明朝" w:hint="eastAsia"/>
-        </w:rPr>
-        <w:t>2</w:t>
-      </w:r>
-      <w:r>
-        <w:rPr>
-          <w:rFonts w:ascii="游明朝" w:eastAsia="游明朝" w:hAnsi="游明朝"/>
-        </w:rPr>
-        <w:t>通を作成し、甲</w:t>
-      </w:r>
-      <w:r>
-        <w:rPr>
-          <w:rFonts w:ascii="游明朝" w:eastAsia="游明朝" w:hAnsi="游明朝" w:hint="eastAsia"/>
-        </w:rPr>
-        <w:t>及び</w:t>
-      </w:r>
-      <w:r>
-        <w:rPr>
-          <w:rFonts w:ascii="游明朝" w:eastAsia="游明朝" w:hAnsi="游明朝"/>
-        </w:rPr>
-        <w:t>乙記名押印のうえ、各１通を保有する。</w:t>
+          <w:rFonts w:ascii="游明朝" w:eastAsia="游明朝" w:hAnsi="游明朝" w:hint="eastAsia"/>
+        </w:rPr>
+        <w:t>本合意の成立を証するため、本合意書の電磁的記録を作成し、甲及び乙が合意の後電子署名を施し、各自その電磁的記録を保管する。</w:t>
       </w:r>
     </w:p>
     <w:p>
@@ -1906,7 +1869,7 @@
         <w:rPr>
           <w:rFonts w:ascii="游明朝" w:eastAsia="游明朝" w:hAnsi="游明朝" w:hint="eastAsia"/>
         </w:rPr>
-        <w:t xml:space="preserve">城戸　【　　】　　　　　　　　　　　　　印</w:t>
+        <w:t xml:space="preserve">城戸　【　　】</w:t>
       </w:r>
     </w:p>
     <w:p>
